--- a/zhs/docx/051.content.docx
+++ b/zhs/docx/051.content.docx
@@ -265,77 +265,6 @@
           <w:lang w:val="zh_CN" w:bidi="zh_CN"/>
         </w:rPr>
         <w:t>在圣经中，仆人和奴隶这个词通常是一样的。 有时会使用不同的词来表示"仆人"，以表明这个人为他人服务，但不是奴隶。</w:t>
-      </w:r>
-      <w:r>
-        <w:rPr>
-          <w:lang w:val="zh_CN" w:bidi="zh_CN"/>
-        </w:rPr>
-      </w:r>
-      <w:r>
-        <w:rPr>
-          <w:lang w:val="zh_CN" w:bidi="zh_CN"/>
-        </w:rPr>
-      </w:r>
-    </w:p>
-    <w:p>
-      <w:pPr/>
-      <w:r>
-        <w:rPr>
-          <w:lang w:val="zh_CN" w:bidi="zh_CN"/>
-        </w:rPr>
-      </w:r>
-    </w:p>
-    <w:p>
-      <w:pPr>
-        <w:pStyle w:val="Heading2"/>
-      </w:pPr>
-      <w:r>
-        <w:rPr>
-          <w:lang w:val="zh_CN" w:bidi="zh_CN"/>
-        </w:rPr>
-        <w:t>奴隶</w:t>
-      </w:r>
-      <w:r>
-        <w:rPr>
-          <w:lang w:val="zh_CN" w:bidi="zh_CN"/>
-        </w:rPr>
-      </w:r>
-    </w:p>
-    <w:p>
-      <w:pPr>
-        <w:pStyle w:val="Heading4"/>
-      </w:pPr>
-      <w:r>
-        <w:rPr>
-          <w:lang w:val="zh_CN" w:bidi="zh_CN"/>
-        </w:rPr>
-        <w:t>Audio Content</w:t>
-      </w:r>
-    </w:p>
-    <w:p>
-      <w:pPr/>
-      <w:r>
-        <w:rPr>
-          <w:lang w:val="zh_CN" w:bidi="zh_CN"/>
-        </w:rPr>
-      </w:r>
-      <w:hyperlink r:id="rId13">
-        <w:r>
-          <w:rPr>
-            <w:lang w:val="zh_CN" w:bidi="zh_CN"/>
-          </w:rPr>
-          <w:rPr>
-            <w:color w:val="0000EE"/>
-            <w:u w:val="single"/>
-          </w:rPr>
-          <w:t>mp3 file</w:t>
-        </w:r>
-      </w:hyperlink>
-      <w:r>
-        <w:rPr>
-          <w:lang w:val="zh_CN" w:bidi="zh_CN"/>
-        </w:rPr>
-        <w:t xml:space="preserve"> (None KB)</w:t>
       </w:r>
       <w:r>
         <w:rPr>
